--- a/backend/data/corpus/DOC-20251208-243.docx
+++ b/backend/data/corpus/DOC-20251208-243.docx
@@ -247,7 +247,7 @@
         <w:rPr>
           <w:sz w:val="21"/>
         </w:rPr>
-        <w:t>&gt; A full conversation between clinic blocks, mostly logistics.</w:t>
+        <w:t>&gt; Coverage paperwork has improved somewhat, which came up as a general frustration.</w:t>
       </w:r>
     </w:p>
     <w:p>
@@ -255,7 +255,7 @@
         <w:rPr>
           <w:sz w:val="21"/>
         </w:rPr>
-        <w:t>&gt; Mostly small talk about the program and the venue.</w:t>
+        <w:t>&gt; Referenced a guideline update discussed at journal club in passing.</w:t>
       </w:r>
     </w:p>
     <w:p>
@@ -264,6 +264,22 @@
           <w:sz w:val="21"/>
         </w:rPr>
         <w:t>&gt; Brought up, unprompted, how families of Lennox-Gastaut patients keep asking what else exists.</w:t>
+      </w:r>
+    </w:p>
+    <w:p>
+      <w:r>
+        <w:rPr>
+          <w:sz w:val="21"/>
+        </w:rPr>
+        <w:t>&gt; The referral intake process went live without much warning, and that took up the first part of the conversation.</w:t>
+      </w:r>
+    </w:p>
+    <w:p>
+      <w:r>
+        <w:rPr>
+          <w:sz w:val="21"/>
+        </w:rPr>
+        <w:t>&gt; The practice lost two medical assistants and has not backfilled, so routine follow-up slots looks better than last year.</w:t>
       </w:r>
     </w:p>
     <w:p>
@@ -287,7 +303,7 @@
         <w:rPr>
           <w:sz w:val="21"/>
         </w:rPr>
-        <w:t>&gt; Monitoring intervals during titration are set by clinic routine here rather than by protocol.</w:t>
+        <w:t>&gt; A short meeting at the nurses' station, first one this quarter.</w:t>
       </w:r>
     </w:p>
     <w:p>
@@ -303,7 +319,7 @@
         <w:rPr>
           <w:sz w:val="21"/>
         </w:rPr>
-        <w:t>&gt; Most of the discussion was about the phone triage line, which is still being sorted out.</w:t>
+        <w:t>&gt; Onboarding two medical assistants is the current preoccupation here.</w:t>
       </w:r>
     </w:p>
     <w:p>
@@ -311,7 +327,15 @@
         <w:rPr>
           <w:sz w:val="21"/>
         </w:rPr>
-        <w:t>&gt; Compared notes on which sessions were worth the time.</w:t>
+        <w:t>&gt; The composition of the pediatric-to-adult transfers has shifted over the last year or two.</w:t>
+      </w:r>
+    </w:p>
+    <w:p>
+      <w:r>
+        <w:rPr>
+          <w:sz w:val="21"/>
+        </w:rPr>
+        <w:t>&gt; Noted that benefit checks varies by payer and that this is not specific to any one product.</w:t>
       </w:r>
     </w:p>
     <w:p>
@@ -335,31 +359,7 @@
         <w:rPr>
           <w:sz w:val="21"/>
         </w:rPr>
-        <w:t>&gt; Stopped by between clinic blocks for a brief conversation.</w:t>
-      </w:r>
-    </w:p>
-    <w:p>
-      <w:r>
-        <w:rPr>
-          <w:sz w:val="21"/>
-        </w:rPr>
-        <w:t>&gt; Compared notes on which sessions were worth the time.</w:t>
-      </w:r>
-    </w:p>
-    <w:p>
-      <w:r>
-        <w:rPr>
-          <w:sz w:val="21"/>
-        </w:rPr>
-        <w:t>&gt; Benefit verification is the step that most often delays a start here.</w:t>
-      </w:r>
-    </w:p>
-    <w:p>
-      <w:r>
-        <w:rPr>
-          <w:sz w:val="21"/>
-        </w:rPr>
-        <w:t>&gt; Left it at that, with the next visit to be scheduled.</w:t>
+        <w:t>&gt; The phone triage line is still being sorted out, and that took up the first part of the conversation.</w:t>
       </w:r>
     </w:p>
     <w:p>
@@ -368,6 +368,22 @@
           <w:sz w:val="21"/>
         </w:rPr>
         <w:t>&gt; Said the hardest population in this practice is Lennox-Gastaut syndrome, where the available regimens have plainly run out.</w:t>
+      </w:r>
+    </w:p>
+    <w:p>
+      <w:r>
+        <w:rPr>
+          <w:sz w:val="21"/>
+        </w:rPr>
+        <w:t>&gt; Referral patterns into this clinic have changed, and the surgical workup list is a bigger share than it was.</w:t>
+      </w:r>
+    </w:p>
+    <w:p>
+      <w:r>
+        <w:rPr>
+          <w:sz w:val="21"/>
+        </w:rPr>
+        <w:t>&gt; Closed there — nothing that needed follow-up.</w:t>
       </w:r>
     </w:p>
     <w:p>
@@ -391,15 +407,7 @@
         <w:rPr>
           <w:sz w:val="21"/>
         </w:rPr>
-        <w:t>&gt; A full meeting over a quick coffee, first one this quarter.</w:t>
-      </w:r>
-    </w:p>
-    <w:p>
-      <w:r>
-        <w:rPr>
-          <w:sz w:val="21"/>
-        </w:rPr>
-        <w:t>&gt; Mentioned a review that circulated on the service but did not raise any specific finding.</w:t>
+        <w:t>&gt; The practice lost one of the nurse practitioners and has not backfilled, so routine follow-up slots keeps slipping.</w:t>
       </w:r>
     </w:p>
     <w:p>
@@ -408,6 +416,14 @@
           <w:sz w:val="21"/>
         </w:rPr>
         <w:t>&gt; The main hesitation is waiting for a pharmacist to clear the full medication list in patients over 65.</w:t>
+      </w:r>
+    </w:p>
+    <w:p>
+      <w:r>
+        <w:rPr>
+          <w:sz w:val="21"/>
+        </w:rPr>
+        <w:t>&gt; Referral patterns into this clinic have changed, and long-standing patients is a bigger share than it was.</w:t>
       </w:r>
     </w:p>
     <w:p>
@@ -431,23 +447,7 @@
         <w:rPr>
           <w:sz w:val="21"/>
         </w:rPr>
-        <w:t>&gt; Stopped by over a quick coffee for a clipped conversation.</w:t>
-      </w:r>
-    </w:p>
-    <w:p>
-      <w:r>
-        <w:rPr>
-          <w:sz w:val="21"/>
-        </w:rPr>
-        <w:t>&gt; Benefit verification is the step that most often delays a start here.</w:t>
-      </w:r>
-    </w:p>
-    <w:p>
-      <w:r>
-        <w:rPr>
-          <w:sz w:val="21"/>
-        </w:rPr>
-        <w:t>&gt; Wants whatever literature exists on generalized tonic-clonic populations.</w:t>
+        <w:t>&gt; A full visit at the nurses' station; the schedule was tight.</w:t>
       </w:r>
     </w:p>
     <w:p>
@@ -463,7 +463,15 @@
         <w:rPr>
           <w:sz w:val="21"/>
         </w:rPr>
-        <w:t>&gt; Described a preference for slower titration in general, unrelated to any particular patient.</w:t>
+        <w:t>&gt; Referral patterns into this clinic have changed, and long-standing patients is a bigger share than it was.</w:t>
+      </w:r>
+    </w:p>
+    <w:p>
+      <w:r>
+        <w:rPr>
+          <w:sz w:val="21"/>
+        </w:rPr>
+        <w:t>&gt; Wants whatever literature exists on generalized tonic-clonic populations.</w:t>
       </w:r>
     </w:p>
     <w:p>
@@ -487,7 +495,7 @@
         <w:rPr>
           <w:sz w:val="21"/>
         </w:rPr>
-        <w:t>&gt; A half-hour meeting in the back office, first one this quarter.</w:t>
+        <w:t>&gt; Talked through the surgical workup list in general terms, without any specific case.</w:t>
       </w:r>
     </w:p>
     <w:p>
@@ -495,23 +503,7 @@
         <w:rPr>
           <w:sz w:val="21"/>
         </w:rPr>
-        <w:t>&gt; Monitoring intervals during titration are set by clinic routine here rather than by protocol.</w:t>
-      </w:r>
-    </w:p>
-    <w:p>
-      <w:r>
-        <w:rPr>
-          <w:sz w:val="21"/>
-        </w:rPr>
-        <w:t>&gt; Onboarding a rotating resident is the current preoccupation here.</w:t>
-      </w:r>
-    </w:p>
-    <w:p>
-      <w:r>
-        <w:rPr>
-          <w:sz w:val="21"/>
-        </w:rPr>
-        <w:t>&gt; Talked through the refractory group in general terms, without any specific case.</w:t>
+        <w:t>&gt; Most of the discussion was about the referral intake process, which has not settled.</w:t>
       </w:r>
     </w:p>
     <w:p>
@@ -543,7 +535,23 @@
         <w:rPr>
           <w:sz w:val="21"/>
         </w:rPr>
-        <w:t>&gt; A brief meeting in the reading room, first one this quarter.</w:t>
+        <w:t>&gt; Talked through long-standing patients in general terms, without any specific case.</w:t>
+      </w:r>
+    </w:p>
+    <w:p>
+      <w:r>
+        <w:rPr>
+          <w:sz w:val="21"/>
+        </w:rPr>
+        <w:t>&gt; Mentioned a review that circulated on the service but did not raise any specific finding.</w:t>
+      </w:r>
+    </w:p>
+    <w:p>
+      <w:r>
+        <w:rPr>
+          <w:sz w:val="21"/>
+        </w:rPr>
+        <w:t>&gt; Closed there — nothing that needed follow-up.</w:t>
       </w:r>
     </w:p>
     <w:p>
@@ -559,7 +567,7 @@
         <w:rPr>
           <w:sz w:val="21"/>
         </w:rPr>
-        <w:t>&gt; Benefit verification is the step that most often delays a start here.</w:t>
+        <w:t>&gt; Asked whether I would be at the meeting later this year.</w:t>
       </w:r>
     </w:p>
     <w:p>
